--- a/report/52612048025-马陈奕.docx
+++ b/report/52612048025-马陈奕.docx
@@ -4,27 +4,47 @@
   <w:body>
     <w:p>
       <w:pPr>
-        <w:spacing w:after="240" w:before="0" w:line="360" w:lineRule="auto"/>
+        <w:spacing w:before="0" w:after="0" w:line="240" w:lineRule="auto"/>
+      </w:pPr>
+    </w:p>
+    <w:p>
+      <w:pPr>
+        <w:spacing w:before="0" w:after="0" w:line="240" w:lineRule="auto"/>
+      </w:pPr>
+    </w:p>
+    <w:p>
+      <w:pPr>
+        <w:spacing w:before="0" w:after="0" w:line="240" w:lineRule="auto"/>
+      </w:pPr>
+    </w:p>
+    <w:p>
+      <w:pPr>
+        <w:spacing w:before="0" w:after="0" w:line="240" w:lineRule="auto"/>
+      </w:pPr>
+    </w:p>
+    <w:p>
+      <w:pPr>
+        <w:spacing w:before="0" w:after="360" w:line="360" w:lineRule="auto"/>
         <w:jc w:val="center"/>
       </w:pPr>
       <w:r>
         <w:rPr>
-          <w:rFonts w:ascii="Times New Roman" w:hAnsi="Times New Roman" w:eastAsia="黑体"/>
+          <w:rFonts w:ascii="Noto Sans CJK SC" w:hAnsi="Noto Sans CJK SC" w:eastAsia="Noto Sans CJK SC" w:cs="Noto Sans CJK SC"/>
           <w:b/>
-          <w:sz w:val="36"/>
+          <w:sz w:val="44"/>
         </w:rPr>
         <w:t>深度学习课程设计技术报告</w:t>
       </w:r>
     </w:p>
     <w:p>
       <w:pPr>
-        <w:spacing w:after="360" w:before="0" w:line="360" w:lineRule="auto"/>
+        <w:spacing w:before="0" w:after="720" w:line="360" w:lineRule="auto"/>
         <w:jc w:val="center"/>
       </w:pPr>
       <w:r>
         <w:rPr>
-          <w:rFonts w:ascii="Times New Roman" w:hAnsi="Times New Roman" w:eastAsia="黑体"/>
-          <w:b/>
+          <w:rFonts w:ascii="Noto Serif CJK SC" w:hAnsi="Noto Serif CJK SC" w:eastAsia="Noto Serif CJK SC" w:cs="Noto Serif CJK SC"/>
+          <w:b w:val="0"/>
           <w:sz w:val="32"/>
         </w:rPr>
         <w:t>基于 ChnSentiCorp 的中文情感分类对比</w:t>
@@ -32,55 +52,60 @@
     </w:p>
     <w:p>
       <w:pPr>
-        <w:spacing w:after="80" w:before="0" w:line="360" w:lineRule="auto"/>
+        <w:spacing w:before="0" w:after="240" w:line="360" w:lineRule="auto"/>
         <w:jc w:val="center"/>
       </w:pPr>
       <w:r>
         <w:rPr>
-          <w:rFonts w:ascii="Times New Roman" w:hAnsi="Times New Roman" w:eastAsia="宋体"/>
+          <w:rFonts w:ascii="Noto Serif CJK SC" w:hAnsi="Noto Serif CJK SC" w:eastAsia="Noto Serif CJK SC" w:cs="Noto Serif CJK SC"/>
           <w:b w:val="0"/>
-          <w:sz w:val="24"/>
+          <w:sz w:val="28"/>
         </w:rPr>
         <w:t>学号：52612048025　　姓名：马陈奕</w:t>
       </w:r>
     </w:p>
     <w:p>
       <w:pPr>
-        <w:spacing w:after="80" w:before="0" w:line="360" w:lineRule="auto"/>
+        <w:spacing w:before="0" w:after="240" w:line="360" w:lineRule="auto"/>
         <w:jc w:val="center"/>
       </w:pPr>
       <w:r>
         <w:rPr>
-          <w:rFonts w:ascii="Times New Roman" w:hAnsi="Times New Roman" w:eastAsia="宋体"/>
+          <w:rFonts w:ascii="Noto Serif CJK SC" w:hAnsi="Noto Serif CJK SC" w:eastAsia="Noto Serif CJK SC" w:cs="Noto Serif CJK SC"/>
           <w:b w:val="0"/>
-          <w:sz w:val="24"/>
+          <w:sz w:val="28"/>
         </w:rPr>
         <w:t>课程：深度学习课程设计（2026-秋季）</w:t>
       </w:r>
     </w:p>
     <w:p>
       <w:pPr>
-        <w:spacing w:after="320" w:before="0" w:line="360" w:lineRule="auto"/>
+        <w:spacing w:before="0" w:after="240" w:line="360" w:lineRule="auto"/>
         <w:jc w:val="center"/>
       </w:pPr>
       <w:r>
         <w:rPr>
-          <w:rFonts w:ascii="Times New Roman" w:hAnsi="Times New Roman" w:eastAsia="宋体"/>
+          <w:rFonts w:ascii="Noto Serif CJK SC" w:hAnsi="Noto Serif CJK SC" w:eastAsia="Noto Serif CJK SC" w:cs="Noto Serif CJK SC"/>
           <w:b w:val="0"/>
-          <w:sz w:val="22"/>
+          <w:sz w:val="24"/>
         </w:rPr>
         <w:t>代码仓库：https://github.com/machenyi170/dl-course-sentiment</w:t>
       </w:r>
     </w:p>
     <w:p>
+      <w:r>
+        <w:br w:type="page"/>
+      </w:r>
+    </w:p>
+    <w:p>
       <w:pPr>
-        <w:spacing w:before="240" w:after="120"/>
-        <w:ind w:firstLine="0"/>
+        <w:keepNext/>
+        <w:spacing w:before="280" w:after="160" w:line="360" w:lineRule="auto"/>
         <w:jc w:val="left"/>
       </w:pPr>
       <w:r>
         <w:rPr>
-          <w:rFonts w:ascii="Times New Roman" w:hAnsi="Times New Roman" w:eastAsia="黑体"/>
+          <w:rFonts w:ascii="Noto Sans CJK SC" w:hAnsi="Noto Sans CJK SC" w:eastAsia="Noto Sans CJK SC" w:cs="Noto Sans CJK SC"/>
           <w:b/>
           <w:sz w:val="32"/>
         </w:rPr>
@@ -89,43 +114,43 @@
     </w:p>
     <w:p>
       <w:pPr>
-        <w:spacing w:after="120" w:before="0" w:line="360" w:lineRule="auto"/>
+        <w:spacing w:before="0" w:after="120" w:line="360" w:lineRule="auto"/>
         <w:ind w:firstLine="420"/>
         <w:jc w:val="both"/>
       </w:pPr>
       <w:r>
         <w:rPr>
-          <w:rFonts w:ascii="Times New Roman" w:hAnsi="Times New Roman" w:eastAsia="宋体"/>
+          <w:rFonts w:ascii="Noto Serif CJK SC" w:hAnsi="Noto Serif CJK SC" w:eastAsia="Noto Serif CJK SC" w:cs="Noto Serif CJK SC"/>
           <w:b w:val="0"/>
           <w:sz w:val="24"/>
         </w:rPr>
-        <w:t>这次作业我想做一件能完整跑通的小事：给中文酒店评论判正面还是负面。选 ChnSentiCorp，是因为数据现成、规模适中，CPU 也能训完。我不打算发明新模型，主要对比三种常见路线——传统机器学习、BiLSTM、以及一个小的中文预训练模型——看它们在同一划分下差多少，差距大概出在哪里。</w:t>
+        <w:t>这门课的结课作业，我选的是中文情感二分类：判断酒店评论是正面还是负面。数据集用 ChnSentiCorp，下载方便，体量小。</w:t>
       </w:r>
     </w:p>
     <w:p>
       <w:pPr>
-        <w:spacing w:after="120" w:before="0" w:line="360" w:lineRule="auto"/>
+        <w:spacing w:before="0" w:after="120" w:line="360" w:lineRule="auto"/>
         <w:ind w:firstLine="420"/>
         <w:jc w:val="both"/>
       </w:pPr>
       <w:r>
         <w:rPr>
-          <w:rFonts w:ascii="Times New Roman" w:hAnsi="Times New Roman" w:eastAsia="宋体"/>
+          <w:rFonts w:ascii="Noto Serif CJK SC" w:hAnsi="Noto Serif CJK SC" w:eastAsia="Noto Serif CJK SC" w:cs="Noto Serif CJK SC"/>
           <w:b w:val="0"/>
           <w:sz w:val="24"/>
         </w:rPr>
-        <w:t>具体就是：实现 TF-IDF+线性 SVM、BiLSTM、hfl/rbt3 三种方法；统一用 Accuracy 和 Macro-F1；各做一点消融；最后把错例翻一翻，写成这份报告，代码也能复现。</w:t>
+        <w:t>做法上是把常见的三类方法放在同一套数据划分里去比较：传统的 TF-IDF + 线性 SVM、BiLSTM，以及比较小的中文预训练模型 hfl/rbt3。统一看 Accuracy 和 Macro-F1，加上了一点简单消融，结束后再抽几条错例去看问题出在哪。代码和结果都放到了仓库里，方便复现。</w:t>
       </w:r>
     </w:p>
     <w:p>
       <w:pPr>
-        <w:spacing w:before="240" w:after="120"/>
-        <w:ind w:firstLine="0"/>
+        <w:keepNext/>
+        <w:spacing w:before="280" w:after="160" w:line="360" w:lineRule="auto"/>
         <w:jc w:val="left"/>
       </w:pPr>
       <w:r>
         <w:rPr>
-          <w:rFonts w:ascii="Times New Roman" w:hAnsi="Times New Roman" w:eastAsia="黑体"/>
+          <w:rFonts w:ascii="Noto Sans CJK SC" w:hAnsi="Noto Sans CJK SC" w:eastAsia="Noto Sans CJK SC" w:cs="Noto Sans CJK SC"/>
           <w:b/>
           <w:sz w:val="32"/>
         </w:rPr>
@@ -134,13 +159,13 @@
     </w:p>
     <w:p>
       <w:pPr>
-        <w:spacing w:before="240" w:after="120"/>
-        <w:ind w:firstLine="0"/>
+        <w:keepNext/>
+        <w:spacing w:before="200" w:after="120" w:line="360" w:lineRule="auto"/>
         <w:jc w:val="left"/>
       </w:pPr>
       <w:r>
         <w:rPr>
-          <w:rFonts w:ascii="Times New Roman" w:hAnsi="Times New Roman" w:eastAsia="黑体"/>
+          <w:rFonts w:ascii="Noto Sans CJK SC" w:hAnsi="Noto Sans CJK SC" w:eastAsia="Noto Sans CJK SC" w:cs="Noto Sans CJK SC"/>
           <w:b/>
           <w:sz w:val="28"/>
         </w:rPr>
@@ -149,28 +174,28 @@
     </w:p>
     <w:p>
       <w:pPr>
-        <w:spacing w:after="120" w:before="0" w:line="360" w:lineRule="auto"/>
+        <w:spacing w:before="0" w:after="120" w:line="360" w:lineRule="auto"/>
         <w:ind w:firstLine="420"/>
         <w:jc w:val="both"/>
       </w:pPr>
       <w:r>
         <w:rPr>
-          <w:rFonts w:ascii="Times New Roman" w:hAnsi="Times New Roman" w:eastAsia="宋体"/>
+          <w:rFonts w:ascii="Noto Serif CJK SC" w:hAnsi="Noto Serif CJK SC" w:eastAsia="Noto Serif CJK SC" w:cs="Noto Serif CJK SC"/>
           <w:b w:val="0"/>
           <w:sz w:val="24"/>
         </w:rPr>
-        <w:t>数据用的是 HuggingFace 上的 lansinuote/ChnSentiCorp，酒店评论二分类。直接用官方划分：训练 9600、验证 1200、测试 1200；0 负面、1 正面，两边差不多均衡。评论长短不一，我没重新标数据，只去掉空文本，再按各方法需要做分词或编码。</w:t>
+        <w:t>数据用的是 HuggingFace 上的 lansinuote/ChnSentiCorp，任务是酒店评论二分类。划分用的是官方的：训练集 9600、验证集 1200、测试集 1200；标签 0 表示负面、1 表示正面，两类数量大体均衡。评论长短差得比较多。我去掉了空文本，然后按各方法需要做分词或编码。</w:t>
       </w:r>
     </w:p>
     <w:p>
       <w:pPr>
-        <w:spacing w:before="240" w:after="120"/>
-        <w:ind w:firstLine="0"/>
+        <w:keepNext/>
+        <w:spacing w:before="200" w:after="120" w:line="360" w:lineRule="auto"/>
         <w:jc w:val="left"/>
       </w:pPr>
       <w:r>
         <w:rPr>
-          <w:rFonts w:ascii="Times New Roman" w:hAnsi="Times New Roman" w:eastAsia="黑体"/>
+          <w:rFonts w:ascii="Noto Sans CJK SC" w:hAnsi="Noto Sans CJK SC" w:eastAsia="Noto Sans CJK SC" w:cs="Noto Sans CJK SC"/>
           <w:b/>
           <w:sz w:val="28"/>
         </w:rPr>
@@ -179,28 +204,28 @@
     </w:p>
     <w:p>
       <w:pPr>
-        <w:spacing w:after="120" w:before="0" w:line="360" w:lineRule="auto"/>
+        <w:spacing w:before="0" w:after="120" w:line="360" w:lineRule="auto"/>
         <w:ind w:firstLine="420"/>
         <w:jc w:val="both"/>
       </w:pPr>
       <w:r>
         <w:rPr>
-          <w:rFonts w:ascii="Times New Roman" w:hAnsi="Times New Roman" w:eastAsia="宋体"/>
+          <w:rFonts w:ascii="Noto Serif CJK SC" w:hAnsi="Noto Serif CJK SC" w:eastAsia="Noto Serif CJK SC" w:cs="Noto Serif CJK SC"/>
           <w:b w:val="0"/>
           <w:sz w:val="24"/>
         </w:rPr>
-        <w:t>实验环境是 Linux + CPU（Python 3.13，PyTorch CPU 版），主要用到 scikit-learn、jieba、Transformers、datasets 和画图库。指标统一报 Accuracy 和 Macro-F1；神经网络按验证集 Macro-F1 留最好一轮，再到测试集上看最终数。随机种子固定 42。</w:t>
+        <w:t>实验在 Linux、CPU 环境下完成（Python 3.13，PyTorch CPU 版），主要用了 scikit-learn、jieba、Transformers、datasets，以及画图相关的库。评价指标用的是 Accuracy 和 Macro-F1。神经网络按验证集 Macro-F1 选最好的一轮，再到测试集上看最终结果。随机种子固定为 42。</w:t>
       </w:r>
     </w:p>
     <w:p>
       <w:pPr>
-        <w:spacing w:before="240" w:after="120"/>
-        <w:ind w:firstLine="0"/>
+        <w:keepNext/>
+        <w:spacing w:before="280" w:after="160" w:line="360" w:lineRule="auto"/>
         <w:jc w:val="left"/>
       </w:pPr>
       <w:r>
         <w:rPr>
-          <w:rFonts w:ascii="Times New Roman" w:hAnsi="Times New Roman" w:eastAsia="黑体"/>
+          <w:rFonts w:ascii="Noto Sans CJK SC" w:hAnsi="Noto Sans CJK SC" w:eastAsia="Noto Sans CJK SC" w:cs="Noto Sans CJK SC"/>
           <w:b/>
           <w:sz w:val="32"/>
         </w:rPr>
@@ -209,13 +234,13 @@
     </w:p>
     <w:p>
       <w:pPr>
-        <w:spacing w:before="240" w:after="120"/>
-        <w:ind w:firstLine="0"/>
+        <w:keepNext/>
+        <w:spacing w:before="200" w:after="120" w:line="360" w:lineRule="auto"/>
         <w:jc w:val="left"/>
       </w:pPr>
       <w:r>
         <w:rPr>
-          <w:rFonts w:ascii="Times New Roman" w:hAnsi="Times New Roman" w:eastAsia="黑体"/>
+          <w:rFonts w:ascii="Noto Sans CJK SC" w:hAnsi="Noto Sans CJK SC" w:eastAsia="Noto Sans CJK SC" w:cs="Noto Sans CJK SC"/>
           <w:b/>
           <w:sz w:val="28"/>
         </w:rPr>
@@ -224,28 +249,28 @@
     </w:p>
     <w:p>
       <w:pPr>
-        <w:spacing w:after="120" w:before="0" w:line="360" w:lineRule="auto"/>
+        <w:spacing w:before="0" w:after="120" w:line="360" w:lineRule="auto"/>
         <w:ind w:firstLine="420"/>
         <w:jc w:val="both"/>
       </w:pPr>
       <w:r>
         <w:rPr>
-          <w:rFonts w:ascii="Times New Roman" w:hAnsi="Times New Roman" w:eastAsia="宋体"/>
+          <w:rFonts w:ascii="Noto Serif CJK SC" w:hAnsi="Noto Serif CJK SC" w:eastAsia="Noto Serif CJK SC" w:cs="Noto Serif CJK SC"/>
           <w:b w:val="0"/>
           <w:sz w:val="24"/>
         </w:rPr>
-        <w:t>先用 jieba 分词，再做成 TF-IDF（最多 3 万维，1–2 gram，min_df=2），上面接 LinearSVC（C=1.0）。这个方法写起来快、跑得也快，当作强基线：很多评论里“脏”“差”“满意”这类词本身就很有信号，词袋未必吃亏。</w:t>
+        <w:t>先用 jieba 分词，再做成 TF-IDF（最多 3 万维，1–2 gram，min_df=2），上面接 LinearSVC（C=1.0）。这个方法实现快、跑得也快，当作基线。</w:t>
       </w:r>
     </w:p>
     <w:p>
       <w:pPr>
-        <w:spacing w:before="240" w:after="120"/>
-        <w:ind w:firstLine="0"/>
+        <w:keepNext/>
+        <w:spacing w:before="200" w:after="120" w:line="360" w:lineRule="auto"/>
         <w:jc w:val="left"/>
       </w:pPr>
       <w:r>
         <w:rPr>
-          <w:rFonts w:ascii="Times New Roman" w:hAnsi="Times New Roman" w:eastAsia="黑体"/>
+          <w:rFonts w:ascii="Noto Sans CJK SC" w:hAnsi="Noto Sans CJK SC" w:eastAsia="Noto Sans CJK SC" w:cs="Noto Sans CJK SC"/>
           <w:b/>
           <w:sz w:val="28"/>
         </w:rPr>
@@ -254,28 +279,28 @@
     </w:p>
     <w:p>
       <w:pPr>
-        <w:spacing w:after="120" w:before="0" w:line="360" w:lineRule="auto"/>
+        <w:spacing w:before="0" w:after="120" w:line="360" w:lineRule="auto"/>
         <w:ind w:firstLine="420"/>
         <w:jc w:val="both"/>
       </w:pPr>
       <w:r>
         <w:rPr>
-          <w:rFonts w:ascii="Times New Roman" w:hAnsi="Times New Roman" w:eastAsia="宋体"/>
+          <w:rFonts w:ascii="Noto Serif CJK SC" w:hAnsi="Noto Serif CJK SC" w:eastAsia="Noto Serif CJK SC" w:cs="Noto Serif CJK SC"/>
           <w:b w:val="0"/>
           <w:sz w:val="24"/>
         </w:rPr>
-        <w:t>BiLSTM 按词建模：词表只保留训练集里出现不少于 2 次的词，句子截到 128。词向量 100 维，单层双向 LSTM，隐层 128，把两端最后状态拼起来再分类。Adam + 交叉熵，训练 6 个 epoch，顺带做梯度裁剪。消融是：词向量跟着训，还是冻住随机初始化。大的中文预训练词向量这边不好下全，所以用冻/不冻嵌入来看嵌入层到底有没有帮上忙。</w:t>
+        <w:t>BiLSTM 按词来建模：词表只保留训练集里出现不少于 2 次的词，句子截断到 128。词向量 100 维，单层双向 LSTM，隐层 128，把两端最后状态拼起来再分类。优化用到了 Adam 和交叉熵，训练 6 个 epoch，并做了梯度裁剪。消融对比了两种设置：词向量跟着一起训练，以及冻住随机初始化的词向量。更大的中文预训练词向量不好被完整下载，所以用冻住 / 不冻住词向量做对比，去看嵌入层有没有用。</w:t>
       </w:r>
     </w:p>
     <w:p>
       <w:pPr>
-        <w:spacing w:before="240" w:after="120"/>
-        <w:ind w:firstLine="0"/>
+        <w:keepNext/>
+        <w:spacing w:before="200" w:after="120" w:line="360" w:lineRule="auto"/>
         <w:jc w:val="left"/>
       </w:pPr>
       <w:r>
         <w:rPr>
-          <w:rFonts w:ascii="Times New Roman" w:hAnsi="Times New Roman" w:eastAsia="黑体"/>
+          <w:rFonts w:ascii="Noto Sans CJK SC" w:hAnsi="Noto Sans CJK SC" w:eastAsia="Noto Sans CJK SC" w:cs="Noto Sans CJK SC"/>
           <w:b/>
           <w:sz w:val="28"/>
         </w:rPr>
@@ -284,28 +309,28 @@
     </w:p>
     <w:p>
       <w:pPr>
-        <w:spacing w:after="120" w:before="0" w:line="360" w:lineRule="auto"/>
+        <w:spacing w:before="0" w:after="120" w:line="360" w:lineRule="auto"/>
         <w:ind w:firstLine="420"/>
         <w:jc w:val="both"/>
       </w:pPr>
       <w:r>
         <w:rPr>
-          <w:rFonts w:ascii="Times New Roman" w:hAnsi="Times New Roman" w:eastAsia="宋体"/>
+          <w:rFonts w:ascii="Noto Serif CJK SC" w:hAnsi="Noto Serif CJK SC" w:eastAsia="Noto Serif CJK SC" w:cs="Noto Serif CJK SC"/>
           <w:b w:val="0"/>
           <w:sz w:val="24"/>
         </w:rPr>
-        <w:t>预训练这边用了比较小的中文模型 hfl/rbt3（3 层，CPU 还能动），最大长度 128，batch 16。两种设置：一是编码器全冻住，只训上面的分类头；二是放开最后两层，用小一点的学习率微调。主要想对比“当特征用”和“稍微改一改适配任务”差多少，也符合这门课不要求硬训大模型的要求。</w:t>
+        <w:t>预训练部分用的是比较小的中文模型 hfl/rbt3（3 层，CPU 能跑），最大长度 128，batch size 16。设置了两种：一种是编码器全部冻住，只训练上面的分类头；另一种放开最后两层，用较小的学习率做微调。可以看出来“当特征提取器用”和“稍微改一下适配任务”差多少。</w:t>
       </w:r>
     </w:p>
     <w:p>
       <w:pPr>
-        <w:spacing w:before="240" w:after="120"/>
-        <w:ind w:firstLine="0"/>
+        <w:keepNext/>
+        <w:spacing w:before="280" w:after="160" w:line="360" w:lineRule="auto"/>
         <w:jc w:val="left"/>
       </w:pPr>
       <w:r>
         <w:rPr>
-          <w:rFonts w:ascii="Times New Roman" w:hAnsi="Times New Roman" w:eastAsia="黑体"/>
+          <w:rFonts w:ascii="Noto Sans CJK SC" w:hAnsi="Noto Sans CJK SC" w:eastAsia="Noto Sans CJK SC" w:cs="Noto Sans CJK SC"/>
           <w:b/>
           <w:sz w:val="32"/>
         </w:rPr>
@@ -314,28 +339,33 @@
     </w:p>
     <w:p>
       <w:pPr>
-        <w:spacing w:after="120" w:before="0" w:line="360" w:lineRule="auto"/>
+        <w:spacing w:before="0" w:after="120" w:line="360" w:lineRule="auto"/>
         <w:ind w:firstLine="420"/>
         <w:jc w:val="both"/>
       </w:pPr>
       <w:r>
         <w:rPr>
-          <w:rFonts w:ascii="Times New Roman" w:hAnsi="Times New Roman" w:eastAsia="宋体"/>
+          <w:rFonts w:ascii="Noto Serif CJK SC" w:hAnsi="Noto Serif CJK SC" w:eastAsia="Noto Serif CJK SC" w:cs="Noto Serif CJK SC"/>
           <w:b w:val="0"/>
           <w:sz w:val="24"/>
         </w:rPr>
-        <w:t>代码按脚本拆开了：prepare_data.py 下数据；train_svm / train_bilstm / train_bert 各自训练；plot_results.py 出图。指标都写进 JSON/CSV，不靠口头估。三类方法用同一套官方划分；BiLSTM 用 pack_padded_sequence 处理长短不一；BERT 按验证 Macro-F1 存最好权重；脚本都能在 CPU 上跑。</w:t>
+        <w:t>代码按脚本拆开：prepare_data.py 负责下载和整理数据；train_svm、train_bilstm、train_bert 负责各自训练；plot_results.py 负责出图。指标都写进了 JSON/CSV。三类方法共用同一套官方划分。BiLSTM 用 pack_padded_sequence 处理长短不一的句子；BERT 按验证集 Macro-F1 保存最好的权重。以上脚本都是按 CPU 环境写的，本机也能直接跑。</w:t>
+      </w:r>
+    </w:p>
+    <w:p>
+      <w:r>
+        <w:br w:type="page"/>
       </w:r>
     </w:p>
     <w:p>
       <w:pPr>
-        <w:spacing w:before="240" w:after="120"/>
-        <w:ind w:firstLine="0"/>
+        <w:keepNext/>
+        <w:spacing w:before="280" w:after="160" w:line="360" w:lineRule="auto"/>
         <w:jc w:val="left"/>
       </w:pPr>
       <w:r>
         <w:rPr>
-          <w:rFonts w:ascii="Times New Roman" w:hAnsi="Times New Roman" w:eastAsia="黑体"/>
+          <w:rFonts w:ascii="Noto Sans CJK SC" w:hAnsi="Noto Sans CJK SC" w:eastAsia="Noto Sans CJK SC" w:cs="Noto Sans CJK SC"/>
           <w:b/>
           <w:sz w:val="32"/>
         </w:rPr>
@@ -344,47 +374,69 @@
     </w:p>
     <w:p>
       <w:pPr>
-        <w:spacing w:after="120" w:before="0" w:line="360" w:lineRule="auto"/>
+        <w:spacing w:before="0" w:after="120" w:line="360" w:lineRule="auto"/>
         <w:ind w:firstLine="420"/>
         <w:jc w:val="both"/>
       </w:pPr>
       <w:r>
         <w:rPr>
-          <w:rFonts w:ascii="Times New Roman" w:hAnsi="Times New Roman" w:eastAsia="宋体"/>
+          <w:rFonts w:ascii="Noto Serif CJK SC" w:hAnsi="Noto Serif CJK SC" w:eastAsia="Noto Serif CJK SC" w:cs="Noto Serif CJK SC"/>
           <w:b w:val="0"/>
           <w:sz w:val="24"/>
         </w:rPr>
-        <w:t>验证集和测试集的主要结果见表 1，都是实际跑出来的数。</w:t>
+        <w:t>验证集和测试集的主要结果见表 1。</w:t>
+      </w:r>
+    </w:p>
+    <w:p>
+      <w:pPr>
+        <w:keepNext/>
+        <w:spacing w:before="80" w:after="200" w:line="276" w:lineRule="auto"/>
+        <w:jc w:val="center"/>
+      </w:pPr>
+      <w:r>
+        <w:rPr>
+          <w:rFonts w:ascii="Noto Serif CJK SC" w:hAnsi="Noto Serif CJK SC" w:eastAsia="Noto Serif CJK SC" w:cs="Noto Serif CJK SC"/>
+          <w:b w:val="0"/>
+          <w:sz w:val="21"/>
+        </w:rPr>
+        <w:t>表 1　各方法验证/测试性能对比</w:t>
       </w:r>
     </w:p>
     <w:tbl>
       <w:tblPr>
         <w:tblStyle w:val="TableGrid"/>
         <w:tblW w:type="auto" w:w="0"/>
+        <w:jc w:val="center"/>
         <w:tblLook w:firstColumn="1" w:firstRow="1" w:lastColumn="0" w:lastRow="0" w:noHBand="0" w:noVBand="1" w:val="04A0"/>
       </w:tblPr>
       <w:tblGrid>
-        <w:gridCol w:w="1814"/>
-        <w:gridCol w:w="1814"/>
-        <w:gridCol w:w="1814"/>
-        <w:gridCol w:w="1814"/>
-        <w:gridCol w:w="1814"/>
+        <w:gridCol w:w="1805"/>
+        <w:gridCol w:w="1805"/>
+        <w:gridCol w:w="1805"/>
+        <w:gridCol w:w="1805"/>
+        <w:gridCol w:w="1805"/>
       </w:tblGrid>
       <w:tr>
+        <w:trPr>
+          <w:cantSplit/>
+          <w:tblHeader/>
+        </w:trPr>
         <w:tc>
           <w:tcPr>
-            <w:tcW w:type="dxa" w:w="1814"/>
+            <w:tcW w:type="dxa" w:w="2154"/>
+            <w:vAlign w:val="center"/>
           </w:tcPr>
           <w:p>
             <w:pPr>
+              <w:spacing w:before="40" w:after="40" w:line="276" w:lineRule="auto"/>
               <w:jc w:val="center"/>
             </w:pPr>
             <w:r/>
             <w:r>
               <w:rPr>
-                <w:rFonts w:ascii="Times New Roman" w:hAnsi="Times New Roman" w:eastAsia="宋体"/>
+                <w:rFonts w:ascii="Noto Serif CJK SC" w:hAnsi="Noto Serif CJK SC" w:eastAsia="Noto Serif CJK SC" w:cs="Noto Serif CJK SC"/>
                 <w:b/>
-                <w:sz w:val="21"/>
+                <w:sz w:val="18"/>
               </w:rPr>
               <w:t>方法</w:t>
             </w:r>
@@ -392,37 +444,41 @@
         </w:tc>
         <w:tc>
           <w:tcPr>
-            <w:tcW w:type="dxa" w:w="1814"/>
+            <w:tcW w:type="dxa" w:w="1587"/>
+            <w:vAlign w:val="center"/>
           </w:tcPr>
           <w:p>
             <w:pPr>
+              <w:spacing w:before="40" w:after="40" w:line="276" w:lineRule="auto"/>
               <w:jc w:val="center"/>
             </w:pPr>
             <w:r/>
             <w:r>
               <w:rPr>
-                <w:rFonts w:ascii="Times New Roman" w:hAnsi="Times New Roman" w:eastAsia="宋体"/>
+                <w:rFonts w:ascii="Noto Serif CJK SC" w:hAnsi="Noto Serif CJK SC" w:eastAsia="Noto Serif CJK SC" w:cs="Noto Serif CJK SC"/>
                 <w:b/>
-                <w:sz w:val="21"/>
+                <w:sz w:val="18"/>
               </w:rPr>
-              <w:t>验证 Acc</w:t>
+              <w:t>验证 Accuracy</w:t>
             </w:r>
           </w:p>
         </w:tc>
         <w:tc>
           <w:tcPr>
-            <w:tcW w:type="dxa" w:w="1814"/>
+            <w:tcW w:type="dxa" w:w="1701"/>
+            <w:vAlign w:val="center"/>
           </w:tcPr>
           <w:p>
             <w:pPr>
+              <w:spacing w:before="40" w:after="40" w:line="276" w:lineRule="auto"/>
               <w:jc w:val="center"/>
             </w:pPr>
             <w:r/>
             <w:r>
               <w:rPr>
-                <w:rFonts w:ascii="Times New Roman" w:hAnsi="Times New Roman" w:eastAsia="宋体"/>
+                <w:rFonts w:ascii="Noto Serif CJK SC" w:hAnsi="Noto Serif CJK SC" w:eastAsia="Noto Serif CJK SC" w:cs="Noto Serif CJK SC"/>
                 <w:b/>
-                <w:sz w:val="21"/>
+                <w:sz w:val="18"/>
               </w:rPr>
               <w:t>验证 Macro-F1</w:t>
             </w:r>
@@ -430,37 +486,41 @@
         </w:tc>
         <w:tc>
           <w:tcPr>
-            <w:tcW w:type="dxa" w:w="1814"/>
+            <w:tcW w:type="dxa" w:w="1587"/>
+            <w:vAlign w:val="center"/>
           </w:tcPr>
           <w:p>
             <w:pPr>
+              <w:spacing w:before="40" w:after="40" w:line="276" w:lineRule="auto"/>
               <w:jc w:val="center"/>
             </w:pPr>
             <w:r/>
             <w:r>
               <w:rPr>
-                <w:rFonts w:ascii="Times New Roman" w:hAnsi="Times New Roman" w:eastAsia="宋体"/>
+                <w:rFonts w:ascii="Noto Serif CJK SC" w:hAnsi="Noto Serif CJK SC" w:eastAsia="Noto Serif CJK SC" w:cs="Noto Serif CJK SC"/>
                 <w:b/>
-                <w:sz w:val="21"/>
+                <w:sz w:val="18"/>
               </w:rPr>
-              <w:t>测试 Acc</w:t>
+              <w:t>测试 Accuracy</w:t>
             </w:r>
           </w:p>
         </w:tc>
         <w:tc>
           <w:tcPr>
-            <w:tcW w:type="dxa" w:w="1814"/>
+            <w:tcW w:type="dxa" w:w="1701"/>
+            <w:vAlign w:val="center"/>
           </w:tcPr>
           <w:p>
             <w:pPr>
+              <w:spacing w:before="40" w:after="40" w:line="276" w:lineRule="auto"/>
               <w:jc w:val="center"/>
             </w:pPr>
             <w:r/>
             <w:r>
               <w:rPr>
-                <w:rFonts w:ascii="Times New Roman" w:hAnsi="Times New Roman" w:eastAsia="宋体"/>
+                <w:rFonts w:ascii="Noto Serif CJK SC" w:hAnsi="Noto Serif CJK SC" w:eastAsia="Noto Serif CJK SC" w:cs="Noto Serif CJK SC"/>
                 <w:b/>
-                <w:sz w:val="21"/>
+                <w:sz w:val="18"/>
               </w:rPr>
               <w:t>测试 Macro-F1</w:t>
             </w:r>
@@ -468,20 +528,25 @@
         </w:tc>
       </w:tr>
       <w:tr>
+        <w:trPr>
+          <w:cantSplit/>
+        </w:trPr>
         <w:tc>
           <w:tcPr>
-            <w:tcW w:type="dxa" w:w="1814"/>
+            <w:tcW w:type="dxa" w:w="2154"/>
+            <w:vAlign w:val="center"/>
           </w:tcPr>
           <w:p>
             <w:pPr>
-              <w:jc w:val="center"/>
+              <w:spacing w:before="40" w:after="40" w:line="276" w:lineRule="auto"/>
+              <w:jc w:val="left"/>
             </w:pPr>
             <w:r/>
             <w:r>
               <w:rPr>
-                <w:rFonts w:ascii="Times New Roman" w:hAnsi="Times New Roman" w:eastAsia="宋体"/>
+                <w:rFonts w:ascii="Noto Serif CJK SC" w:hAnsi="Noto Serif CJK SC" w:eastAsia="Noto Serif CJK SC" w:cs="Noto Serif CJK SC"/>
                 <w:b w:val="0"/>
-                <w:sz w:val="21"/>
+                <w:sz w:val="18"/>
               </w:rPr>
               <w:t>TF-IDF+SVM</w:t>
             </w:r>
@@ -489,18 +554,20 @@
         </w:tc>
         <w:tc>
           <w:tcPr>
-            <w:tcW w:type="dxa" w:w="1814"/>
+            <w:tcW w:type="dxa" w:w="1587"/>
+            <w:vAlign w:val="center"/>
           </w:tcPr>
           <w:p>
             <w:pPr>
+              <w:spacing w:before="40" w:after="40" w:line="276" w:lineRule="auto"/>
               <w:jc w:val="center"/>
             </w:pPr>
             <w:r/>
             <w:r>
               <w:rPr>
-                <w:rFonts w:ascii="Times New Roman" w:hAnsi="Times New Roman" w:eastAsia="宋体"/>
+                <w:rFonts w:ascii="Noto Serif CJK SC" w:hAnsi="Noto Serif CJK SC" w:eastAsia="Noto Serif CJK SC" w:cs="Noto Serif CJK SC"/>
                 <w:b w:val="0"/>
-                <w:sz w:val="21"/>
+                <w:sz w:val="18"/>
               </w:rPr>
               <w:t>90.58%</w:t>
             </w:r>
@@ -508,18 +575,20 @@
         </w:tc>
         <w:tc>
           <w:tcPr>
-            <w:tcW w:type="dxa" w:w="1814"/>
+            <w:tcW w:type="dxa" w:w="1701"/>
+            <w:vAlign w:val="center"/>
           </w:tcPr>
           <w:p>
             <w:pPr>
+              <w:spacing w:before="40" w:after="40" w:line="276" w:lineRule="auto"/>
               <w:jc w:val="center"/>
             </w:pPr>
             <w:r/>
             <w:r>
               <w:rPr>
-                <w:rFonts w:ascii="Times New Roman" w:hAnsi="Times New Roman" w:eastAsia="宋体"/>
+                <w:rFonts w:ascii="Noto Serif CJK SC" w:hAnsi="Noto Serif CJK SC" w:eastAsia="Noto Serif CJK SC" w:cs="Noto Serif CJK SC"/>
                 <w:b w:val="0"/>
-                <w:sz w:val="21"/>
+                <w:sz w:val="18"/>
               </w:rPr>
               <w:t>90.57%</w:t>
             </w:r>
@@ -527,18 +596,20 @@
         </w:tc>
         <w:tc>
           <w:tcPr>
-            <w:tcW w:type="dxa" w:w="1814"/>
+            <w:tcW w:type="dxa" w:w="1587"/>
+            <w:vAlign w:val="center"/>
           </w:tcPr>
           <w:p>
             <w:pPr>
+              <w:spacing w:before="40" w:after="40" w:line="276" w:lineRule="auto"/>
               <w:jc w:val="center"/>
             </w:pPr>
             <w:r/>
             <w:r>
               <w:rPr>
-                <w:rFonts w:ascii="Times New Roman" w:hAnsi="Times New Roman" w:eastAsia="宋体"/>
+                <w:rFonts w:ascii="Noto Serif CJK SC" w:hAnsi="Noto Serif CJK SC" w:eastAsia="Noto Serif CJK SC" w:cs="Noto Serif CJK SC"/>
                 <w:b w:val="0"/>
-                <w:sz w:val="21"/>
+                <w:sz w:val="18"/>
               </w:rPr>
               <w:t>91.50%</w:t>
             </w:r>
@@ -546,18 +617,20 @@
         </w:tc>
         <w:tc>
           <w:tcPr>
-            <w:tcW w:type="dxa" w:w="1814"/>
+            <w:tcW w:type="dxa" w:w="1701"/>
+            <w:vAlign w:val="center"/>
           </w:tcPr>
           <w:p>
             <w:pPr>
+              <w:spacing w:before="40" w:after="40" w:line="276" w:lineRule="auto"/>
               <w:jc w:val="center"/>
             </w:pPr>
             <w:r/>
             <w:r>
               <w:rPr>
-                <w:rFonts w:ascii="Times New Roman" w:hAnsi="Times New Roman" w:eastAsia="宋体"/>
+                <w:rFonts w:ascii="Noto Serif CJK SC" w:hAnsi="Noto Serif CJK SC" w:eastAsia="Noto Serif CJK SC" w:cs="Noto Serif CJK SC"/>
                 <w:b w:val="0"/>
-                <w:sz w:val="21"/>
+                <w:sz w:val="18"/>
               </w:rPr>
               <w:t>91.50%</w:t>
             </w:r>
@@ -565,20 +638,25 @@
         </w:tc>
       </w:tr>
       <w:tr>
+        <w:trPr>
+          <w:cantSplit/>
+        </w:trPr>
         <w:tc>
           <w:tcPr>
-            <w:tcW w:type="dxa" w:w="1814"/>
+            <w:tcW w:type="dxa" w:w="2154"/>
+            <w:vAlign w:val="center"/>
           </w:tcPr>
           <w:p>
             <w:pPr>
-              <w:jc w:val="center"/>
+              <w:spacing w:before="40" w:after="40" w:line="276" w:lineRule="auto"/>
+              <w:jc w:val="left"/>
             </w:pPr>
             <w:r/>
             <w:r>
               <w:rPr>
-                <w:rFonts w:ascii="Times New Roman" w:hAnsi="Times New Roman" w:eastAsia="宋体"/>
+                <w:rFonts w:ascii="Noto Serif CJK SC" w:hAnsi="Noto Serif CJK SC" w:eastAsia="Noto Serif CJK SC" w:cs="Noto Serif CJK SC"/>
                 <w:b w:val="0"/>
-                <w:sz w:val="21"/>
+                <w:sz w:val="18"/>
               </w:rPr>
               <w:t>BiLSTM-随机词向量</w:t>
             </w:r>
@@ -586,18 +664,20 @@
         </w:tc>
         <w:tc>
           <w:tcPr>
-            <w:tcW w:type="dxa" w:w="1814"/>
+            <w:tcW w:type="dxa" w:w="1587"/>
+            <w:vAlign w:val="center"/>
           </w:tcPr>
           <w:p>
             <w:pPr>
+              <w:spacing w:before="40" w:after="40" w:line="276" w:lineRule="auto"/>
               <w:jc w:val="center"/>
             </w:pPr>
             <w:r/>
             <w:r>
               <w:rPr>
-                <w:rFonts w:ascii="Times New Roman" w:hAnsi="Times New Roman" w:eastAsia="宋体"/>
+                <w:rFonts w:ascii="Noto Serif CJK SC" w:hAnsi="Noto Serif CJK SC" w:eastAsia="Noto Serif CJK SC" w:cs="Noto Serif CJK SC"/>
                 <w:b w:val="0"/>
-                <w:sz w:val="21"/>
+                <w:sz w:val="18"/>
               </w:rPr>
               <w:t>86.08%</w:t>
             </w:r>
@@ -605,18 +685,20 @@
         </w:tc>
         <w:tc>
           <w:tcPr>
-            <w:tcW w:type="dxa" w:w="1814"/>
+            <w:tcW w:type="dxa" w:w="1701"/>
+            <w:vAlign w:val="center"/>
           </w:tcPr>
           <w:p>
             <w:pPr>
+              <w:spacing w:before="40" w:after="40" w:line="276" w:lineRule="auto"/>
               <w:jc w:val="center"/>
             </w:pPr>
             <w:r/>
             <w:r>
               <w:rPr>
-                <w:rFonts w:ascii="Times New Roman" w:hAnsi="Times New Roman" w:eastAsia="宋体"/>
+                <w:rFonts w:ascii="Noto Serif CJK SC" w:hAnsi="Noto Serif CJK SC" w:eastAsia="Noto Serif CJK SC" w:cs="Noto Serif CJK SC"/>
                 <w:b w:val="0"/>
-                <w:sz w:val="21"/>
+                <w:sz w:val="18"/>
               </w:rPr>
               <w:t>86.08%</w:t>
             </w:r>
@@ -624,18 +706,20 @@
         </w:tc>
         <w:tc>
           <w:tcPr>
-            <w:tcW w:type="dxa" w:w="1814"/>
+            <w:tcW w:type="dxa" w:w="1587"/>
+            <w:vAlign w:val="center"/>
           </w:tcPr>
           <w:p>
             <w:pPr>
+              <w:spacing w:before="40" w:after="40" w:line="276" w:lineRule="auto"/>
               <w:jc w:val="center"/>
             </w:pPr>
             <w:r/>
             <w:r>
               <w:rPr>
-                <w:rFonts w:ascii="Times New Roman" w:hAnsi="Times New Roman" w:eastAsia="宋体"/>
+                <w:rFonts w:ascii="Noto Serif CJK SC" w:hAnsi="Noto Serif CJK SC" w:eastAsia="Noto Serif CJK SC" w:cs="Noto Serif CJK SC"/>
                 <w:b w:val="0"/>
-                <w:sz w:val="21"/>
+                <w:sz w:val="18"/>
               </w:rPr>
               <w:t>86.67%</w:t>
             </w:r>
@@ -643,18 +727,20 @@
         </w:tc>
         <w:tc>
           <w:tcPr>
-            <w:tcW w:type="dxa" w:w="1814"/>
+            <w:tcW w:type="dxa" w:w="1701"/>
+            <w:vAlign w:val="center"/>
           </w:tcPr>
           <w:p>
             <w:pPr>
+              <w:spacing w:before="40" w:after="40" w:line="276" w:lineRule="auto"/>
               <w:jc w:val="center"/>
             </w:pPr>
             <w:r/>
             <w:r>
               <w:rPr>
-                <w:rFonts w:ascii="Times New Roman" w:hAnsi="Times New Roman" w:eastAsia="宋体"/>
+                <w:rFonts w:ascii="Noto Serif CJK SC" w:hAnsi="Noto Serif CJK SC" w:eastAsia="Noto Serif CJK SC" w:cs="Noto Serif CJK SC"/>
                 <w:b w:val="0"/>
-                <w:sz w:val="21"/>
+                <w:sz w:val="18"/>
               </w:rPr>
               <w:t>86.63%</w:t>
             </w:r>
@@ -662,20 +748,25 @@
         </w:tc>
       </w:tr>
       <w:tr>
+        <w:trPr>
+          <w:cantSplit/>
+        </w:trPr>
         <w:tc>
           <w:tcPr>
-            <w:tcW w:type="dxa" w:w="1814"/>
+            <w:tcW w:type="dxa" w:w="2154"/>
+            <w:vAlign w:val="center"/>
           </w:tcPr>
           <w:p>
             <w:pPr>
-              <w:jc w:val="center"/>
+              <w:spacing w:before="40" w:after="40" w:line="276" w:lineRule="auto"/>
+              <w:jc w:val="left"/>
             </w:pPr>
             <w:r/>
             <w:r>
               <w:rPr>
-                <w:rFonts w:ascii="Times New Roman" w:hAnsi="Times New Roman" w:eastAsia="宋体"/>
+                <w:rFonts w:ascii="Noto Serif CJK SC" w:hAnsi="Noto Serif CJK SC" w:eastAsia="Noto Serif CJK SC" w:cs="Noto Serif CJK SC"/>
                 <w:b w:val="0"/>
-                <w:sz w:val="21"/>
+                <w:sz w:val="18"/>
               </w:rPr>
               <w:t>BiLSTM-冻结词向量</w:t>
             </w:r>
@@ -683,18 +774,20 @@
         </w:tc>
         <w:tc>
           <w:tcPr>
-            <w:tcW w:type="dxa" w:w="1814"/>
+            <w:tcW w:type="dxa" w:w="1587"/>
+            <w:vAlign w:val="center"/>
           </w:tcPr>
           <w:p>
             <w:pPr>
+              <w:spacing w:before="40" w:after="40" w:line="276" w:lineRule="auto"/>
               <w:jc w:val="center"/>
             </w:pPr>
             <w:r/>
             <w:r>
               <w:rPr>
-                <w:rFonts w:ascii="Times New Roman" w:hAnsi="Times New Roman" w:eastAsia="宋体"/>
+                <w:rFonts w:ascii="Noto Serif CJK SC" w:hAnsi="Noto Serif CJK SC" w:eastAsia="Noto Serif CJK SC" w:cs="Noto Serif CJK SC"/>
                 <w:b w:val="0"/>
-                <w:sz w:val="21"/>
+                <w:sz w:val="18"/>
               </w:rPr>
               <w:t>83.50%</w:t>
             </w:r>
@@ -702,18 +795,20 @@
         </w:tc>
         <w:tc>
           <w:tcPr>
-            <w:tcW w:type="dxa" w:w="1814"/>
+            <w:tcW w:type="dxa" w:w="1701"/>
+            <w:vAlign w:val="center"/>
           </w:tcPr>
           <w:p>
             <w:pPr>
+              <w:spacing w:before="40" w:after="40" w:line="276" w:lineRule="auto"/>
               <w:jc w:val="center"/>
             </w:pPr>
             <w:r/>
             <w:r>
               <w:rPr>
-                <w:rFonts w:ascii="Times New Roman" w:hAnsi="Times New Roman" w:eastAsia="宋体"/>
+                <w:rFonts w:ascii="Noto Serif CJK SC" w:hAnsi="Noto Serif CJK SC" w:eastAsia="Noto Serif CJK SC" w:cs="Noto Serif CJK SC"/>
                 <w:b w:val="0"/>
-                <w:sz w:val="21"/>
+                <w:sz w:val="18"/>
               </w:rPr>
               <w:t>83.50%</w:t>
             </w:r>
@@ -721,18 +816,20 @@
         </w:tc>
         <w:tc>
           <w:tcPr>
-            <w:tcW w:type="dxa" w:w="1814"/>
+            <w:tcW w:type="dxa" w:w="1587"/>
+            <w:vAlign w:val="center"/>
           </w:tcPr>
           <w:p>
             <w:pPr>
+              <w:spacing w:before="40" w:after="40" w:line="276" w:lineRule="auto"/>
               <w:jc w:val="center"/>
             </w:pPr>
             <w:r/>
             <w:r>
               <w:rPr>
-                <w:rFonts w:ascii="Times New Roman" w:hAnsi="Times New Roman" w:eastAsia="宋体"/>
+                <w:rFonts w:ascii="Noto Serif CJK SC" w:hAnsi="Noto Serif CJK SC" w:eastAsia="Noto Serif CJK SC" w:cs="Noto Serif CJK SC"/>
                 <w:b w:val="0"/>
-                <w:sz w:val="21"/>
+                <w:sz w:val="18"/>
               </w:rPr>
               <w:t>84.33%</w:t>
             </w:r>
@@ -740,18 +837,20 @@
         </w:tc>
         <w:tc>
           <w:tcPr>
-            <w:tcW w:type="dxa" w:w="1814"/>
+            <w:tcW w:type="dxa" w:w="1701"/>
+            <w:vAlign w:val="center"/>
           </w:tcPr>
           <w:p>
             <w:pPr>
+              <w:spacing w:before="40" w:after="40" w:line="276" w:lineRule="auto"/>
               <w:jc w:val="center"/>
             </w:pPr>
             <w:r/>
             <w:r>
               <w:rPr>
-                <w:rFonts w:ascii="Times New Roman" w:hAnsi="Times New Roman" w:eastAsia="宋体"/>
+                <w:rFonts w:ascii="Noto Serif CJK SC" w:hAnsi="Noto Serif CJK SC" w:eastAsia="Noto Serif CJK SC" w:cs="Noto Serif CJK SC"/>
                 <w:b w:val="0"/>
-                <w:sz w:val="21"/>
+                <w:sz w:val="18"/>
               </w:rPr>
               <w:t>84.30%</w:t>
             </w:r>
@@ -759,20 +858,25 @@
         </w:tc>
       </w:tr>
       <w:tr>
+        <w:trPr>
+          <w:cantSplit/>
+        </w:trPr>
         <w:tc>
           <w:tcPr>
-            <w:tcW w:type="dxa" w:w="1814"/>
+            <w:tcW w:type="dxa" w:w="2154"/>
+            <w:vAlign w:val="center"/>
           </w:tcPr>
           <w:p>
             <w:pPr>
-              <w:jc w:val="center"/>
+              <w:spacing w:before="40" w:after="40" w:line="276" w:lineRule="auto"/>
+              <w:jc w:val="left"/>
             </w:pPr>
             <w:r/>
             <w:r>
               <w:rPr>
-                <w:rFonts w:ascii="Times New Roman" w:hAnsi="Times New Roman" w:eastAsia="宋体"/>
+                <w:rFonts w:ascii="Noto Serif CJK SC" w:hAnsi="Noto Serif CJK SC" w:eastAsia="Noto Serif CJK SC" w:cs="Noto Serif CJK SC"/>
                 <w:b w:val="0"/>
-                <w:sz w:val="21"/>
+                <w:sz w:val="18"/>
               </w:rPr>
               <w:t>BERT-冻结编码器</w:t>
             </w:r>
@@ -780,18 +884,20 @@
         </w:tc>
         <w:tc>
           <w:tcPr>
-            <w:tcW w:type="dxa" w:w="1814"/>
+            <w:tcW w:type="dxa" w:w="1587"/>
+            <w:vAlign w:val="center"/>
           </w:tcPr>
           <w:p>
             <w:pPr>
+              <w:spacing w:before="40" w:after="40" w:line="276" w:lineRule="auto"/>
               <w:jc w:val="center"/>
             </w:pPr>
             <w:r/>
             <w:r>
               <w:rPr>
-                <w:rFonts w:ascii="Times New Roman" w:hAnsi="Times New Roman" w:eastAsia="宋体"/>
+                <w:rFonts w:ascii="Noto Serif CJK SC" w:hAnsi="Noto Serif CJK SC" w:eastAsia="Noto Serif CJK SC" w:cs="Noto Serif CJK SC"/>
                 <w:b w:val="0"/>
-                <w:sz w:val="21"/>
+                <w:sz w:val="18"/>
               </w:rPr>
               <w:t>80.58%</w:t>
             </w:r>
@@ -799,18 +905,20 @@
         </w:tc>
         <w:tc>
           <w:tcPr>
-            <w:tcW w:type="dxa" w:w="1814"/>
+            <w:tcW w:type="dxa" w:w="1701"/>
+            <w:vAlign w:val="center"/>
           </w:tcPr>
           <w:p>
             <w:pPr>
+              <w:spacing w:before="40" w:after="40" w:line="276" w:lineRule="auto"/>
               <w:jc w:val="center"/>
             </w:pPr>
             <w:r/>
             <w:r>
               <w:rPr>
-                <w:rFonts w:ascii="Times New Roman" w:hAnsi="Times New Roman" w:eastAsia="宋体"/>
+                <w:rFonts w:ascii="Noto Serif CJK SC" w:hAnsi="Noto Serif CJK SC" w:eastAsia="Noto Serif CJK SC" w:cs="Noto Serif CJK SC"/>
                 <w:b w:val="0"/>
-                <w:sz w:val="21"/>
+                <w:sz w:val="18"/>
               </w:rPr>
               <w:t>80.55%</w:t>
             </w:r>
@@ -818,18 +926,20 @@
         </w:tc>
         <w:tc>
           <w:tcPr>
-            <w:tcW w:type="dxa" w:w="1814"/>
+            <w:tcW w:type="dxa" w:w="1587"/>
+            <w:vAlign w:val="center"/>
           </w:tcPr>
           <w:p>
             <w:pPr>
+              <w:spacing w:before="40" w:after="40" w:line="276" w:lineRule="auto"/>
               <w:jc w:val="center"/>
             </w:pPr>
             <w:r/>
             <w:r>
               <w:rPr>
-                <w:rFonts w:ascii="Times New Roman" w:hAnsi="Times New Roman" w:eastAsia="宋体"/>
+                <w:rFonts w:ascii="Noto Serif CJK SC" w:hAnsi="Noto Serif CJK SC" w:eastAsia="Noto Serif CJK SC" w:cs="Noto Serif CJK SC"/>
                 <w:b w:val="0"/>
-                <w:sz w:val="21"/>
+                <w:sz w:val="18"/>
               </w:rPr>
               <w:t>79.92%</w:t>
             </w:r>
@@ -837,18 +947,20 @@
         </w:tc>
         <w:tc>
           <w:tcPr>
-            <w:tcW w:type="dxa" w:w="1814"/>
+            <w:tcW w:type="dxa" w:w="1701"/>
+            <w:vAlign w:val="center"/>
           </w:tcPr>
           <w:p>
             <w:pPr>
+              <w:spacing w:before="40" w:after="40" w:line="276" w:lineRule="auto"/>
               <w:jc w:val="center"/>
             </w:pPr>
             <w:r/>
             <w:r>
               <w:rPr>
-                <w:rFonts w:ascii="Times New Roman" w:hAnsi="Times New Roman" w:eastAsia="宋体"/>
+                <w:rFonts w:ascii="Noto Serif CJK SC" w:hAnsi="Noto Serif CJK SC" w:eastAsia="Noto Serif CJK SC" w:cs="Noto Serif CJK SC"/>
                 <w:b w:val="0"/>
-                <w:sz w:val="21"/>
+                <w:sz w:val="18"/>
               </w:rPr>
               <w:t>79.71%</w:t>
             </w:r>
@@ -856,20 +968,25 @@
         </w:tc>
       </w:tr>
       <w:tr>
+        <w:trPr>
+          <w:cantSplit/>
+        </w:trPr>
         <w:tc>
           <w:tcPr>
-            <w:tcW w:type="dxa" w:w="1814"/>
+            <w:tcW w:type="dxa" w:w="2154"/>
+            <w:vAlign w:val="center"/>
           </w:tcPr>
           <w:p>
             <w:pPr>
-              <w:jc w:val="center"/>
+              <w:spacing w:before="40" w:after="40" w:line="276" w:lineRule="auto"/>
+              <w:jc w:val="left"/>
             </w:pPr>
             <w:r/>
             <w:r>
               <w:rPr>
-                <w:rFonts w:ascii="Times New Roman" w:hAnsi="Times New Roman" w:eastAsia="宋体"/>
+                <w:rFonts w:ascii="Noto Serif CJK SC" w:hAnsi="Noto Serif CJK SC" w:eastAsia="Noto Serif CJK SC" w:cs="Noto Serif CJK SC"/>
                 <w:b w:val="0"/>
-                <w:sz w:val="21"/>
+                <w:sz w:val="18"/>
               </w:rPr>
               <w:t>BERT-微调末两层</w:t>
             </w:r>
@@ -877,18 +994,20 @@
         </w:tc>
         <w:tc>
           <w:tcPr>
-            <w:tcW w:type="dxa" w:w="1814"/>
+            <w:tcW w:type="dxa" w:w="1587"/>
+            <w:vAlign w:val="center"/>
           </w:tcPr>
           <w:p>
             <w:pPr>
+              <w:spacing w:before="40" w:after="40" w:line="276" w:lineRule="auto"/>
               <w:jc w:val="center"/>
             </w:pPr>
             <w:r/>
             <w:r>
               <w:rPr>
-                <w:rFonts w:ascii="Times New Roman" w:hAnsi="Times New Roman" w:eastAsia="宋体"/>
+                <w:rFonts w:ascii="Noto Serif CJK SC" w:hAnsi="Noto Serif CJK SC" w:eastAsia="Noto Serif CJK SC" w:cs="Noto Serif CJK SC"/>
                 <w:b w:val="0"/>
-                <w:sz w:val="21"/>
+                <w:sz w:val="18"/>
               </w:rPr>
               <w:t>89.25%</w:t>
             </w:r>
@@ -896,18 +1015,20 @@
         </w:tc>
         <w:tc>
           <w:tcPr>
-            <w:tcW w:type="dxa" w:w="1814"/>
+            <w:tcW w:type="dxa" w:w="1701"/>
+            <w:vAlign w:val="center"/>
           </w:tcPr>
           <w:p>
             <w:pPr>
+              <w:spacing w:before="40" w:after="40" w:line="276" w:lineRule="auto"/>
               <w:jc w:val="center"/>
             </w:pPr>
             <w:r/>
             <w:r>
               <w:rPr>
-                <w:rFonts w:ascii="Times New Roman" w:hAnsi="Times New Roman" w:eastAsia="宋体"/>
+                <w:rFonts w:ascii="Noto Serif CJK SC" w:hAnsi="Noto Serif CJK SC" w:eastAsia="Noto Serif CJK SC" w:cs="Noto Serif CJK SC"/>
                 <w:b w:val="0"/>
-                <w:sz w:val="21"/>
+                <w:sz w:val="18"/>
               </w:rPr>
               <w:t>89.25%</w:t>
             </w:r>
@@ -915,18 +1036,20 @@
         </w:tc>
         <w:tc>
           <w:tcPr>
-            <w:tcW w:type="dxa" w:w="1814"/>
+            <w:tcW w:type="dxa" w:w="1587"/>
+            <w:vAlign w:val="center"/>
           </w:tcPr>
           <w:p>
             <w:pPr>
+              <w:spacing w:before="40" w:after="40" w:line="276" w:lineRule="auto"/>
               <w:jc w:val="center"/>
             </w:pPr>
             <w:r/>
             <w:r>
               <w:rPr>
-                <w:rFonts w:ascii="Times New Roman" w:hAnsi="Times New Roman" w:eastAsia="宋体"/>
+                <w:rFonts w:ascii="Noto Serif CJK SC" w:hAnsi="Noto Serif CJK SC" w:eastAsia="Noto Serif CJK SC" w:cs="Noto Serif CJK SC"/>
                 <w:b w:val="0"/>
-                <w:sz w:val="21"/>
+                <w:sz w:val="18"/>
               </w:rPr>
               <w:t>90.00%</w:t>
             </w:r>
@@ -934,18 +1057,20 @@
         </w:tc>
         <w:tc>
           <w:tcPr>
-            <w:tcW w:type="dxa" w:w="1814"/>
+            <w:tcW w:type="dxa" w:w="1701"/>
+            <w:vAlign w:val="center"/>
           </w:tcPr>
           <w:p>
             <w:pPr>
+              <w:spacing w:before="40" w:after="40" w:line="276" w:lineRule="auto"/>
               <w:jc w:val="center"/>
             </w:pPr>
             <w:r/>
             <w:r>
               <w:rPr>
-                <w:rFonts w:ascii="Times New Roman" w:hAnsi="Times New Roman" w:eastAsia="宋体"/>
+                <w:rFonts w:ascii="Noto Serif CJK SC" w:hAnsi="Noto Serif CJK SC" w:eastAsia="Noto Serif CJK SC" w:cs="Noto Serif CJK SC"/>
                 <w:b w:val="0"/>
-                <w:sz w:val="21"/>
+                <w:sz w:val="18"/>
               </w:rPr>
               <w:t>89.99%</w:t>
             </w:r>
@@ -955,27 +1080,14 @@
     </w:tbl>
     <w:p>
       <w:pPr>
-        <w:spacing w:after="120" w:before="0" w:line="360" w:lineRule="auto"/>
-        <w:jc w:val="center"/>
-      </w:pPr>
-      <w:r>
-        <w:rPr>
-          <w:rFonts w:ascii="Times New Roman" w:hAnsi="Times New Roman" w:eastAsia="楷体"/>
-          <w:b w:val="0"/>
-          <w:sz w:val="21"/>
-        </w:rPr>
-        <w:t>表 1  各方法验证/测试性能对比</w:t>
-      </w:r>
-    </w:p>
-    <w:p>
-      <w:pPr>
-        <w:ind w:firstLine="0"/>
+        <w:keepNext/>
+        <w:spacing w:before="160" w:after="0" w:line="240" w:lineRule="auto"/>
         <w:jc w:val="center"/>
       </w:pPr>
       <w:r>
         <w:drawing>
           <wp:inline xmlns:a="http://schemas.openxmlformats.org/drawingml/2006/main" xmlns:pic="http://schemas.openxmlformats.org/drawingml/2006/picture">
-            <wp:extent cx="5303520" cy="2651760"/>
+            <wp:extent cx="5040000" cy="2520000"/>
             <wp:docPr id="1" name="Picture 1"/>
             <wp:cNvGraphicFramePr>
               <a:graphicFrameLocks noChangeAspect="1"/>
@@ -996,7 +1108,7 @@
                   <pic:spPr>
                     <a:xfrm>
                       <a:off x="0" y="0"/>
-                      <a:ext cx="5303520" cy="2651760"/>
+                      <a:ext cx="5040000" cy="2520000"/>
                     </a:xfrm>
                     <a:prstGeom prst="rect"/>
                   </pic:spPr>
@@ -1009,27 +1121,28 @@
     </w:p>
     <w:p>
       <w:pPr>
-        <w:spacing w:after="160" w:before="0" w:line="360" w:lineRule="auto"/>
+        <w:spacing w:before="80" w:after="200" w:line="276" w:lineRule="auto"/>
         <w:jc w:val="center"/>
       </w:pPr>
       <w:r>
         <w:rPr>
-          <w:rFonts w:ascii="Times New Roman" w:hAnsi="Times New Roman" w:eastAsia="楷体"/>
+          <w:rFonts w:ascii="Noto Serif CJK SC" w:hAnsi="Noto Serif CJK SC" w:eastAsia="Noto Serif CJK SC" w:cs="Noto Serif CJK SC"/>
           <w:b w:val="0"/>
           <w:sz w:val="21"/>
         </w:rPr>
-        <w:t>图 1  测试集 Accuracy 与 Macro-F1 对比</w:t>
+        <w:t>图 1　测试集 Accuracy 与 Macro-F1 对比</w:t>
       </w:r>
     </w:p>
     <w:p>
       <w:pPr>
-        <w:ind w:firstLine="0"/>
+        <w:keepNext/>
+        <w:spacing w:before="160" w:after="0" w:line="240" w:lineRule="auto"/>
         <w:jc w:val="center"/>
       </w:pPr>
       <w:r>
         <w:drawing>
           <wp:inline xmlns:a="http://schemas.openxmlformats.org/drawingml/2006/main" xmlns:pic="http://schemas.openxmlformats.org/drawingml/2006/picture">
-            <wp:extent cx="5394960" cy="1213866"/>
+            <wp:extent cx="5040000" cy="1134000"/>
             <wp:docPr id="2" name="Picture 2"/>
             <wp:cNvGraphicFramePr>
               <a:graphicFrameLocks noChangeAspect="1"/>
@@ -1050,7 +1163,7 @@
                   <pic:spPr>
                     <a:xfrm>
                       <a:off x="0" y="0"/>
-                      <a:ext cx="5394960" cy="1213866"/>
+                      <a:ext cx="5040000" cy="1134000"/>
                     </a:xfrm>
                     <a:prstGeom prst="rect"/>
                   </pic:spPr>
@@ -1063,27 +1176,28 @@
     </w:p>
     <w:p>
       <w:pPr>
-        <w:spacing w:after="160" w:before="0" w:line="360" w:lineRule="auto"/>
+        <w:spacing w:before="80" w:after="200" w:line="276" w:lineRule="auto"/>
         <w:jc w:val="center"/>
       </w:pPr>
       <w:r>
         <w:rPr>
-          <w:rFonts w:ascii="Times New Roman" w:hAnsi="Times New Roman" w:eastAsia="楷体"/>
+          <w:rFonts w:ascii="Noto Serif CJK SC" w:hAnsi="Noto Serif CJK SC" w:eastAsia="Noto Serif CJK SC" w:cs="Noto Serif CJK SC"/>
           <w:b w:val="0"/>
           <w:sz w:val="21"/>
         </w:rPr>
-        <w:t>图 2  主要方法测试集混淆矩阵</w:t>
+        <w:t>图 2　主要方法测试集混淆矩阵</w:t>
       </w:r>
     </w:p>
     <w:p>
       <w:pPr>
-        <w:ind w:firstLine="0"/>
+        <w:keepNext/>
+        <w:spacing w:before="160" w:after="0" w:line="240" w:lineRule="auto"/>
         <w:jc w:val="center"/>
       </w:pPr>
       <w:r>
         <w:drawing>
           <wp:inline xmlns:a="http://schemas.openxmlformats.org/drawingml/2006/main" xmlns:pic="http://schemas.openxmlformats.org/drawingml/2006/picture">
-            <wp:extent cx="5120640" cy="2880360"/>
+            <wp:extent cx="5040000" cy="2835000"/>
             <wp:docPr id="3" name="Picture 3"/>
             <wp:cNvGraphicFramePr>
               <a:graphicFrameLocks noChangeAspect="1"/>
@@ -1104,7 +1218,7 @@
                   <pic:spPr>
                     <a:xfrm>
                       <a:off x="0" y="0"/>
-                      <a:ext cx="5120640" cy="2880360"/>
+                      <a:ext cx="5040000" cy="2835000"/>
                     </a:xfrm>
                     <a:prstGeom prst="rect"/>
                   </pic:spPr>
@@ -1117,42 +1231,42 @@
     </w:p>
     <w:p>
       <w:pPr>
-        <w:spacing w:after="160" w:before="0" w:line="360" w:lineRule="auto"/>
+        <w:spacing w:before="80" w:after="200" w:line="276" w:lineRule="auto"/>
         <w:jc w:val="center"/>
       </w:pPr>
       <w:r>
         <w:rPr>
-          <w:rFonts w:ascii="Times New Roman" w:hAnsi="Times New Roman" w:eastAsia="楷体"/>
+          <w:rFonts w:ascii="Noto Serif CJK SC" w:hAnsi="Noto Serif CJK SC" w:eastAsia="Noto Serif CJK SC" w:cs="Noto Serif CJK SC"/>
           <w:b w:val="0"/>
           <w:sz w:val="21"/>
         </w:rPr>
-        <w:t>图 3  验证集训练曲线</w:t>
+        <w:t>图 3　验证集训练曲线</w:t>
       </w:r>
     </w:p>
     <w:p>
       <w:pPr>
-        <w:spacing w:after="120" w:before="0" w:line="360" w:lineRule="auto"/>
+        <w:spacing w:before="0" w:after="120" w:line="360" w:lineRule="auto"/>
         <w:ind w:firstLine="420"/>
         <w:jc w:val="both"/>
       </w:pPr>
       <w:r>
         <w:rPr>
-          <w:rFonts w:ascii="Times New Roman" w:hAnsi="Times New Roman" w:eastAsia="宋体"/>
+          <w:rFonts w:ascii="Noto Serif CJK SC" w:hAnsi="Noto Serif CJK SC" w:eastAsia="Noto Serif CJK SC" w:cs="Noto Serif CJK SC"/>
           <w:b w:val="0"/>
           <w:sz w:val="24"/>
         </w:rPr>
-        <w:t>测试集 Macro-F1 最高的是「TF-IDF+SVM」（91.50%）。TF-IDF+SVM 测试准确率 91.50%、Macro-F1 91.50%，在这个评论数据上意外地很能打。BiLSTM（词向量可训练）Macro-F1 是 86.63%；把词向量冻住以后掉到 84.30%，说明让嵌入跟着学还是有用的。 BERT 全冻住只有 79.71%；放开末两层微调后到 89.99%。</w:t>
+        <w:t>测试集上 Macro-F1 最高的是 TF-IDF+SVM，准确率和 Macro-F1 都是 91.50%，在这个评论数据上表现很强。BiLSTM（词向量可训练）的 Macro-F1 是 86.63%；把词向量冻住以后降到 84.30%，说明让嵌入跟着学还是有用的。BERT 编码器全冻住时只有 79.71%；放开最后两层微调后升到 89.99%。</w:t>
       </w:r>
     </w:p>
     <w:p>
       <w:pPr>
-        <w:spacing w:before="240" w:after="120"/>
-        <w:ind w:firstLine="0"/>
+        <w:keepNext/>
+        <w:spacing w:before="280" w:after="160" w:line="360" w:lineRule="auto"/>
         <w:jc w:val="left"/>
       </w:pPr>
       <w:r>
         <w:rPr>
-          <w:rFonts w:ascii="Times New Roman" w:hAnsi="Times New Roman" w:eastAsia="黑体"/>
+          <w:rFonts w:ascii="Noto Sans CJK SC" w:hAnsi="Noto Sans CJK SC" w:eastAsia="Noto Sans CJK SC" w:cs="Noto Sans CJK SC"/>
           <w:b/>
           <w:sz w:val="32"/>
         </w:rPr>
@@ -1161,73 +1275,58 @@
     </w:p>
     <w:p>
       <w:pPr>
-        <w:spacing w:after="120" w:before="0" w:line="360" w:lineRule="auto"/>
+        <w:spacing w:before="0" w:after="120" w:line="360" w:lineRule="auto"/>
         <w:ind w:firstLine="420"/>
         <w:jc w:val="both"/>
       </w:pPr>
       <w:r>
         <w:rPr>
-          <w:rFonts w:ascii="Times New Roman" w:hAnsi="Times New Roman" w:eastAsia="宋体"/>
+          <w:rFonts w:ascii="Noto Serif CJK SC" w:hAnsi="Noto Serif CJK SC" w:eastAsia="Noto Serif CJK SC" w:cs="Noto Serif CJK SC"/>
           <w:b w:val="0"/>
           <w:sz w:val="24"/>
         </w:rPr>
-        <w:t>先说 SVM 为什么不弱。这类评论里“脏”“差”“满意”“干净”本身就很冲，TF-IDF 一把就能抓住；BiLSTM 如果数据量和词向量都一般，不一定马上超过这个线性基线。所以强基线还是得留着。</w:t>
+        <w:t>分析：在酒店评论里，“脏”“差”“满意”“干净”这类情感很分明的词很容易被 TF-IDF 抓住。如果数据量不大、词向量也不强的话，BiLSTM 不一定能超过 SVM 这条基线，所以把强基线留着还是有必要的。消融结果也差不多：BiLSTM 让词向量一起训练，比冻住更好；BERT 微调最后两层，比整段编码器都冻住更好。</w:t>
       </w:r>
     </w:p>
     <w:p>
       <w:pPr>
-        <w:spacing w:after="120" w:before="0" w:line="360" w:lineRule="auto"/>
+        <w:spacing w:before="0" w:after="120" w:line="360" w:lineRule="auto"/>
         <w:ind w:firstLine="420"/>
         <w:jc w:val="both"/>
       </w:pPr>
       <w:r>
         <w:rPr>
-          <w:rFonts w:ascii="Times New Roman" w:hAnsi="Times New Roman" w:eastAsia="宋体"/>
+          <w:rFonts w:ascii="Noto Serif CJK SC" w:hAnsi="Noto Serif CJK SC" w:eastAsia="Noto Serif CJK SC" w:cs="Noto Serif CJK SC"/>
           <w:b w:val="0"/>
           <w:sz w:val="24"/>
         </w:rPr>
-        <w:t>消融这边：BiLSTM 让词向量跟着学，明显好过冻住；BERT 微调最后两层，也比纯冻结更贴任务。感觉就是：表示如果一点都不改，不一定比得过老老实实的词袋特征。</w:t>
+        <w:t>思考：我看了测试集上的错例。比如“这个宾馆比较陈旧了……总体来说一般”，标签是正面，模型却判成负面，主要是语句比较平，没有很明显的褒义词。还有“3999的时候抢购的……品牌和价格都很不错”这种，我们自己能听出来是褒义，但是标签是负面，可能是标注错了，也可能是缺上下文。另外还有一些装系统、改 BIOS 的说明文字混在数据里，跟情感没什么关系，可能也会把模型带偏。词袋和比较浅的序列模型，碰到转折句、标错的样本都比较容易出错。后面如果有算力，可以换更大的中文模型做全参微调，顺便把数据清一清，或者改成方面级情感分析。</w:t>
       </w:r>
     </w:p>
     <w:p>
       <w:pPr>
-        <w:spacing w:after="120" w:before="0" w:line="360" w:lineRule="auto"/>
+        <w:spacing w:before="0" w:after="120" w:line="360" w:lineRule="auto"/>
         <w:ind w:firstLine="420"/>
         <w:jc w:val="both"/>
       </w:pPr>
       <w:r>
         <w:rPr>
-          <w:rFonts w:ascii="Times New Roman" w:hAnsi="Times New Roman" w:eastAsia="宋体"/>
+          <w:rFonts w:ascii="Noto Serif CJK SC" w:hAnsi="Noto Serif CJK SC" w:eastAsia="Noto Serif CJK SC" w:cs="Noto Serif CJK SC"/>
           <w:b w:val="0"/>
           <w:sz w:val="24"/>
         </w:rPr>
-        <w:t>翻了些测试集错例。比如“这个宾馆比较陈旧了……总体来说一般”，标签是正的，模型常判负——口气偏平，没有很烈的褒义词。也有“3999的时候抢购的……品牌和价格都很不错”这种，标签是负，句子里却一堆好话，可能标噪，或者缺上下文。还有一些装系统、改 BIOS 的操作说明混进来，跟情感关系不大，也会拖后腿。词袋和浅层序列对转折句、噪声标签都还是挺敏感。以后如果有算力，可以换更大中文模型做全参微调，顺便清一清数据，或者做方面级情感。</w:t>
+        <w:t>局限是：为了能在 CPU 上跑完，我用的是轻量 rbt3，超参没有细搜，也没拿更大的 chinese-roberta-wwm-ext 之类做全量微调。但条件允许的话，这些都可以再补。</w:t>
       </w:r>
     </w:p>
     <w:p>
       <w:pPr>
-        <w:spacing w:after="120" w:before="0" w:line="360" w:lineRule="auto"/>
-        <w:ind w:firstLine="420"/>
-        <w:jc w:val="both"/>
-      </w:pPr>
-      <w:r>
-        <w:rPr>
-          <w:rFonts w:ascii="Times New Roman" w:hAnsi="Times New Roman" w:eastAsia="宋体"/>
-          <w:b w:val="0"/>
-          <w:sz w:val="24"/>
-        </w:rPr>
-        <w:t>局限也很清楚：我为了 CPU 能跑完，用的是轻量 rbt3，超参没有细搜，也没拿更大的 chinese-roberta-wwm-ext 之类做全量微调。条件允许的话，这些都可以再补。</w:t>
-      </w:r>
-    </w:p>
-    <w:p>
-      <w:pPr>
-        <w:spacing w:before="240" w:after="120"/>
-        <w:ind w:firstLine="0"/>
+        <w:keepNext/>
+        <w:spacing w:before="280" w:after="160" w:line="360" w:lineRule="auto"/>
         <w:jc w:val="left"/>
       </w:pPr>
       <w:r>
         <w:rPr>
-          <w:rFonts w:ascii="Times New Roman" w:hAnsi="Times New Roman" w:eastAsia="黑体"/>
+          <w:rFonts w:ascii="Noto Sans CJK SC" w:hAnsi="Noto Sans CJK SC" w:eastAsia="Noto Sans CJK SC" w:cs="Noto Sans CJK SC"/>
           <w:b/>
           <w:sz w:val="32"/>
         </w:rPr>
@@ -1236,121 +1335,112 @@
     </w:p>
     <w:p>
       <w:pPr>
-        <w:spacing w:after="120" w:before="0" w:line="360" w:lineRule="auto"/>
+        <w:spacing w:before="0" w:after="120" w:line="360" w:lineRule="auto"/>
         <w:ind w:firstLine="420"/>
         <w:jc w:val="both"/>
       </w:pPr>
       <w:r>
         <w:rPr>
-          <w:rFonts w:ascii="Times New Roman" w:hAnsi="Times New Roman" w:eastAsia="宋体"/>
+          <w:rFonts w:ascii="Noto Serif CJK SC" w:hAnsi="Noto Serif CJK SC" w:eastAsia="Noto Serif CJK SC" w:cs="Noto Serif CJK SC"/>
           <w:b w:val="0"/>
           <w:sz w:val="24"/>
         </w:rPr>
-        <w:t>总的来说，这次把选题、数据、三种方法、对比消融和画图都跑通了。在这个数据集上，TF-IDF+SVM 依然很强；BiLSTM 靠可学习词向量能涨一点；小预训练模型冻住时一般，微调两层会好很多。代码和结果都在仓库里。</w:t>
+        <w:t>这次作业把选题、数据、三种方法、对比消融和画图都跑通了。在这个数据集上，TF-IDF+SVM 是最强的；BiLSTM 在词向量一起训练时会好一点；小预训练模型冻住编码器时效果一般，微调最后两层会好很多。</w:t>
       </w:r>
     </w:p>
     <w:p>
       <w:pPr>
-        <w:spacing w:before="240" w:after="120"/>
-        <w:ind w:firstLine="0"/>
+        <w:keepNext/>
+        <w:spacing w:before="280" w:after="160" w:line="360" w:lineRule="auto"/>
         <w:jc w:val="left"/>
       </w:pPr>
       <w:r>
         <w:rPr>
-          <w:rFonts w:ascii="Times New Roman" w:hAnsi="Times New Roman" w:eastAsia="黑体"/>
+          <w:rFonts w:ascii="Noto Sans CJK SC" w:hAnsi="Noto Sans CJK SC" w:eastAsia="Noto Sans CJK SC" w:cs="Noto Sans CJK SC"/>
           <w:b/>
           <w:sz w:val="32"/>
         </w:rPr>
-        <w:t>参考文献 / 资源</w:t>
+        <w:t>参考文献</w:t>
       </w:r>
     </w:p>
     <w:p>
       <w:pPr>
-        <w:spacing w:after="40" w:before="0" w:line="360" w:lineRule="auto"/>
-        <w:jc w:val="both"/>
+        <w:spacing w:before="0" w:after="80" w:line="360" w:lineRule="auto"/>
+        <w:ind w:left="420" w:hanging="420"/>
+        <w:jc w:val="left"/>
       </w:pPr>
       <w:r>
         <w:rPr>
-          <w:rFonts w:ascii="Times New Roman" w:hAnsi="Times New Roman" w:eastAsia="宋体"/>
+          <w:rFonts w:ascii="Noto Serif CJK SC" w:hAnsi="Noto Serif CJK SC" w:eastAsia="Noto Serif CJK SC" w:cs="Noto Serif CJK SC"/>
           <w:b w:val="0"/>
           <w:sz w:val="21"/>
         </w:rPr>
-        <w:t>[1] ChnSentiCorp 数据集：https://huggingface.co/datasets/lansinuote/ChnSentiCorp</w:t>
+        <w:t>[1] 谭松波. ChnSentiCorp 中文情感分析语料. 本实验使用：https://huggingface.co/datasets/lansinuote/ChnSentiCorp</w:t>
       </w:r>
     </w:p>
     <w:p>
       <w:pPr>
-        <w:spacing w:after="40" w:before="0" w:line="360" w:lineRule="auto"/>
-        <w:jc w:val="both"/>
+        <w:spacing w:before="0" w:after="80" w:line="360" w:lineRule="auto"/>
+        <w:ind w:left="420" w:hanging="420"/>
+        <w:jc w:val="left"/>
       </w:pPr>
       <w:r>
         <w:rPr>
-          <w:rFonts w:ascii="Times New Roman" w:hAnsi="Times New Roman" w:eastAsia="宋体"/>
+          <w:rFonts w:ascii="Noto Serif CJK SC" w:hAnsi="Noto Serif CJK SC" w:eastAsia="Noto Serif CJK SC" w:cs="Noto Serif CJK SC"/>
           <w:b w:val="0"/>
           <w:sz w:val="21"/>
         </w:rPr>
-        <w:t>[2] HFL rbt3：https://huggingface.co/hfl/rbt3 （崔一鸣等，中文预训练模型系列）</w:t>
+        <w:t>[2] Cui Y, Che W, Liu T, et al. Revisiting Pre-Trained Models for Chinese Natural Language Processing. Findings of EMNLP, 2020. 模型：https://huggingface.co/hfl/rbt3</w:t>
       </w:r>
     </w:p>
     <w:p>
       <w:pPr>
-        <w:spacing w:after="40" w:before="0" w:line="360" w:lineRule="auto"/>
-        <w:jc w:val="both"/>
+        <w:spacing w:before="0" w:after="80" w:line="360" w:lineRule="auto"/>
+        <w:ind w:left="420" w:hanging="420"/>
+        <w:jc w:val="left"/>
       </w:pPr>
       <w:r>
         <w:rPr>
-          <w:rFonts w:ascii="Times New Roman" w:hAnsi="Times New Roman" w:eastAsia="宋体"/>
+          <w:rFonts w:ascii="Noto Serif CJK SC" w:hAnsi="Noto Serif CJK SC" w:eastAsia="Noto Serif CJK SC" w:cs="Noto Serif CJK SC"/>
           <w:b w:val="0"/>
           <w:sz w:val="21"/>
         </w:rPr>
-        <w:t>[3] Pedregosa et al., Scikit-learn: Machine Learning in Python, JMLR, 2011.</w:t>
+        <w:t>[3] Pedregosa F, et al. Scikit-learn: Machine Learning in Python. JMLR, 2011.</w:t>
       </w:r>
     </w:p>
     <w:p>
       <w:pPr>
-        <w:spacing w:after="40" w:before="0" w:line="360" w:lineRule="auto"/>
-        <w:jc w:val="both"/>
+        <w:spacing w:before="0" w:after="80" w:line="360" w:lineRule="auto"/>
+        <w:ind w:left="420" w:hanging="420"/>
+        <w:jc w:val="left"/>
       </w:pPr>
       <w:r>
         <w:rPr>
-          <w:rFonts w:ascii="Times New Roman" w:hAnsi="Times New Roman" w:eastAsia="宋体"/>
+          <w:rFonts w:ascii="Noto Serif CJK SC" w:hAnsi="Noto Serif CJK SC" w:eastAsia="Noto Serif CJK SC" w:cs="Noto Serif CJK SC"/>
           <w:b w:val="0"/>
           <w:sz w:val="21"/>
         </w:rPr>
-        <w:t>[4] Hochreiter &amp; Schmidhuber, Long Short-Term Memory, Neural Computation, 1997.</w:t>
+        <w:t>[4] Hochreiter S, Schmidhuber J. Long Short-Term Memory. Neural Computation, 1997.</w:t>
       </w:r>
     </w:p>
     <w:p>
       <w:pPr>
-        <w:spacing w:after="40" w:before="0" w:line="360" w:lineRule="auto"/>
-        <w:jc w:val="both"/>
+        <w:spacing w:before="0" w:after="80" w:line="360" w:lineRule="auto"/>
+        <w:ind w:left="420" w:hanging="420"/>
+        <w:jc w:val="left"/>
       </w:pPr>
       <w:r>
         <w:rPr>
-          <w:rFonts w:ascii="Times New Roman" w:hAnsi="Times New Roman" w:eastAsia="宋体"/>
+          <w:rFonts w:ascii="Noto Serif CJK SC" w:hAnsi="Noto Serif CJK SC" w:eastAsia="Noto Serif CJK SC" w:cs="Noto Serif CJK SC"/>
           <w:b w:val="0"/>
           <w:sz w:val="21"/>
         </w:rPr>
-        <w:t>[5] Devlin et al., BERT: Pre-training of Deep Bidirectional Transformers, NAACL, 2019.</w:t>
-      </w:r>
-    </w:p>
-    <w:p>
-      <w:pPr>
-        <w:spacing w:after="40" w:before="0" w:line="360" w:lineRule="auto"/>
-        <w:jc w:val="both"/>
-      </w:pPr>
-      <w:r>
-        <w:rPr>
-          <w:rFonts w:ascii="Times New Roman" w:hAnsi="Times New Roman" w:eastAsia="宋体"/>
-          <w:b w:val="0"/>
-          <w:sz w:val="21"/>
-        </w:rPr>
-        <w:t>[6] 课程要求文档：《深度学习课程设计 2026-秋季》.</w:t>
+        <w:t>[5] Devlin J, et al. BERT: Pre-training of Deep Bidirectional Transformers for Language Understanding. NAACL, 2019.</w:t>
       </w:r>
     </w:p>
     <w:sectPr>
       <w:pgSz w:w="11906" w:h="16838"/>
-      <w:pgMar w:top="1417" w:right="1417" w:bottom="1417" w:left="1417" w:header="720" w:footer="720" w:gutter="0"/>
+      <w:pgMar w:top="1440" w:right="1440" w:bottom="1440" w:left="1440" w:header="720" w:footer="720" w:gutter="0"/>
       <w:cols w:space="720"/>
       <w:docGrid w:linePitch="360"/>
     </w:sectPr>
@@ -1722,7 +1812,7 @@
     <w:qFormat/>
     <w:rsid w:val="00FC693F"/>
     <w:rPr>
-      <w:rFonts w:ascii="Times New Roman" w:hAnsi="Times New Roman" w:eastAsia="宋体"/>
+      <w:rFonts w:ascii="Noto Serif CJK SC" w:hAnsi="Noto Serif CJK SC" w:eastAsia="Noto Serif CJK SC"/>
       <w:sz w:val="24"/>
     </w:rPr>
   </w:style>
